--- a/exports/executive-summary-he.docx
+++ b/exports/executive-summary-he.docx
@@ -706,7 +706,7 @@
               <w:rPr>
                 <w:sz w:val="18"/>
               </w:rPr>
-              <w:t>טווח 30 מ' בלבד</w:t>
+              <w:t>טווח קרוב בלבד (&lt;50 מ')</w:t>
             </w:r>
           </w:p>
         </w:tc>

--- a/exports/executive-summary-he.docx
+++ b/exports/executive-summary-he.docx
@@ -73,7 +73,7 @@
         <w:pStyle w:val="ListBullet"/>
       </w:pPr>
       <w:r>
-        <w:t>עלויות ההגנה הנוכחיות אינן בנות קיימא: טיל Patriot ב-$3–4M מול מל"ט ב-$10–30K (יחס: 150:1–300:1)</w:t>
+        <w:t>עלויות ההגנה הנוכחיות אינן בנות קיימא: טיל Patriot MSE ב-$4–5M מול מל"ט ב-$20–50K (יחס: 150:1–300:1)</w:t>
       </w:r>
     </w:p>
     <w:p>
@@ -531,7 +531,7 @@
               <w:rPr>
                 <w:sz w:val="18"/>
               </w:rPr>
-              <w:t>$3.50 אנרגיה (מערכת $50-100M)</w:t>
+              <w:t>$5-10 אנרגיה (מערכת $50-100M)</w:t>
             </w:r>
           </w:p>
         </w:tc>
@@ -1415,7 +1415,7 @@
     <w:p/>
     <w:p>
       <w:r>
-        <w:t>הקשר: תקציב הביטחון של ישראל &gt;$30B/שנה. כיפת ברזל עלתה ~$3B. לילה אחד של הגנת Patriot עולה $200M+.</w:t>
+        <w:t>הקשר: תקציב הביטחון של ישראל &gt;$45B/שנה (2026). כיפת ברזל עלתה ~$3B. לילה אחד של הגנת Patriot עולה $200M+.</w:t>
       </w:r>
     </w:p>
     <w:p>

--- a/exports/executive-summary-he.docx
+++ b/exports/executive-summary-he.docx
@@ -1584,7 +1584,218 @@
     </w:p>
     <w:p>
       <w:r>
-        <w:t>*מסמך מחקר מלא (40+ עמודים) זמין לפי בקשה.*</w:t>
+        <w:br w:type="page"/>
+      </w:r>
+    </w:p>
+    <w:p>
+      <w:pPr>
+        <w:pStyle w:val="Heading2"/>
+      </w:pPr>
+      <w:r>
+        <w:t>פתרון ביניים (פריסה תוך 6 חודשים)</w:t>
+      </w:r>
+    </w:p>
+    <w:p>
+      <w:r>
+        <w:t>פריסת 10–40 אווירוסטטים טקטיים (Skystar 180/DURUS, כבר בשירות צה"ל) עם תליוני כבל CF בנקודות חנק גבוליות.</w:t>
+      </w:r>
+    </w:p>
+    <w:tbl>
+      <w:tblPr>
+        <w:tblStyle w:val="TableGrid"/>
+        <w:tblW w:type="auto" w:w="0"/>
+        <w:jc w:val="center"/>
+        <w:tblLook w:firstColumn="1" w:firstRow="1" w:lastColumn="0" w:lastRow="0" w:noHBand="0" w:noVBand="1" w:val="04A0"/>
+      </w:tblPr>
+      <w:tblGrid>
+        <w:gridCol w:w="4680"/>
+        <w:gridCol w:w="4680"/>
+      </w:tblGrid>
+      <w:tr>
+        <w:tc>
+          <w:tcPr>
+            <w:tcW w:type="dxa" w:w="4680"/>
+          </w:tcPr>
+          <w:p>
+            <w:r>
+              <w:rPr>
+                <w:b/>
+                <w:sz w:val="18"/>
+              </w:rPr>
+              <w:t>פרמטר</w:t>
+            </w:r>
+          </w:p>
+        </w:tc>
+        <w:tc>
+          <w:tcPr>
+            <w:tcW w:type="dxa" w:w="4680"/>
+          </w:tcPr>
+          <w:p>
+            <w:r>
+              <w:rPr>
+                <w:b/>
+                <w:sz w:val="18"/>
+              </w:rPr>
+              <w:t>ערך</w:t>
+            </w:r>
+          </w:p>
+        </w:tc>
+      </w:tr>
+      <w:tr>
+        <w:tc>
+          <w:tcPr>
+            <w:tcW w:type="dxa" w:w="4680"/>
+          </w:tcPr>
+          <w:p>
+            <w:r>
+              <w:rPr>
+                <w:sz w:val="18"/>
+              </w:rPr>
+              <w:t>כיסוי לסוללה (10 יחידות)</w:t>
+            </w:r>
+          </w:p>
+        </w:tc>
+        <w:tc>
+          <w:tcPr>
+            <w:tcW w:type="dxa" w:w="4680"/>
+          </w:tcPr>
+          <w:p>
+            <w:r>
+              <w:rPr>
+                <w:sz w:val="18"/>
+              </w:rPr>
+              <w:t>2.5 ק"מ מחסום רציף</w:t>
+            </w:r>
+          </w:p>
+        </w:tc>
+      </w:tr>
+      <w:tr>
+        <w:tc>
+          <w:tcPr>
+            <w:tcW w:type="dxa" w:w="4680"/>
+          </w:tcPr>
+          <w:p>
+            <w:r>
+              <w:rPr>
+                <w:sz w:val="18"/>
+              </w:rPr>
+              <w:t>גובה מחסום</w:t>
+            </w:r>
+          </w:p>
+        </w:tc>
+        <w:tc>
+          <w:tcPr>
+            <w:tcW w:type="dxa" w:w="4680"/>
+          </w:tcPr>
+          <w:p>
+            <w:r>
+              <w:rPr>
+                <w:sz w:val="18"/>
+              </w:rPr>
+              <w:t>מפני הקרקע עד 300–500 מ'</w:t>
+            </w:r>
+          </w:p>
+        </w:tc>
+      </w:tr>
+      <w:tr>
+        <w:tc>
+          <w:tcPr>
+            <w:tcW w:type="dxa" w:w="4680"/>
+          </w:tcPr>
+          <w:p>
+            <w:r>
+              <w:rPr>
+                <w:sz w:val="18"/>
+              </w:rPr>
+              <w:t>השקעה</w:t>
+            </w:r>
+          </w:p>
+        </w:tc>
+        <w:tc>
+          <w:tcPr>
+            <w:tcW w:type="dxa" w:w="4680"/>
+          </w:tcPr>
+          <w:p>
+            <w:r>
+              <w:rPr>
+                <w:sz w:val="18"/>
+              </w:rPr>
+              <w:t>$3–10M למגזר</w:t>
+            </w:r>
+          </w:p>
+        </w:tc>
+      </w:tr>
+      <w:tr>
+        <w:tc>
+          <w:tcPr>
+            <w:tcW w:type="dxa" w:w="4680"/>
+          </w:tcPr>
+          <w:p>
+            <w:r>
+              <w:rPr>
+                <w:sz w:val="18"/>
+              </w:rPr>
+              <w:t>זמן פריסה</w:t>
+            </w:r>
+          </w:p>
+        </w:tc>
+        <w:tc>
+          <w:tcPr>
+            <w:tcW w:type="dxa" w:w="4680"/>
+          </w:tcPr>
+          <w:p>
+            <w:r>
+              <w:rPr>
+                <w:sz w:val="18"/>
+              </w:rPr>
+              <w:t>30 דקות לאווירוסטט</w:t>
+            </w:r>
+          </w:p>
+        </w:tc>
+      </w:tr>
+      <w:tr>
+        <w:tc>
+          <w:tcPr>
+            <w:tcW w:type="dxa" w:w="4680"/>
+          </w:tcPr>
+          <w:p>
+            <w:r>
+              <w:rPr>
+                <w:sz w:val="18"/>
+              </w:rPr>
+              <w:t>ניידות טקטית</w:t>
+            </w:r>
+          </w:p>
+        </w:tc>
+        <w:tc>
+          <w:tcPr>
+            <w:tcW w:type="dxa" w:w="4680"/>
+          </w:tcPr>
+          <w:p>
+            <w:r>
+              <w:rPr>
+                <w:sz w:val="18"/>
+              </w:rPr>
+              <w:t>מבוסס נגרר, נע עם כוחות קרקע</w:t>
+            </w:r>
+          </w:p>
+        </w:tc>
+      </w:tr>
+    </w:tbl>
+    <w:p/>
+    <w:p>
+      <w:r>
+        <w:t>פועל גם טקטית: הגנת היקף בסיס (30 דקות הקמה), ליווי שיירות (שיטת דילוג), הגנת אזור כינוס. אותו ציוד משרת משימות ניידות, חצי-סטטיות וסטטיות.</w:t>
+      </w:r>
+    </w:p>
+    <w:p>
+      <w:r>
+        <w:br w:type="page"/>
+      </w:r>
+    </w:p>
+    <w:p>
+      <w:r>
+        <w:t>*מסמך מחקר מלא (60+ עמודים) זמין לפי בקשה.*</w:t>
       </w:r>
     </w:p>
     <w:p>
